--- a/data/contract/internship/internship4.docx
+++ b/data/contract/internship/internship4.docx
@@ -207,49 +207,62 @@
         <w:rPr>
           <w:rFonts w:hint="eastAsia"/>
         </w:rPr>
-        <w:t>十三、乙方声明在签署本合同时，已获悉甲方的各项管理规章制度并愿意遵守各项事宜。十四、本合同一式两份，甲乙双方各执一份，经双方签字后于年月日起生效。十五、未尽事宜，甲、乙双方协商解决。</w:t>
-      </w:r>
-    </w:p>
-    <w:p>
-      <w:pPr>
-        <w:rPr>
-          <w:rFonts w:hint="eastAsia"/>
-        </w:rPr>
-      </w:pPr>
-      <w:r>
-        <w:rPr>
-          <w:rFonts w:hint="eastAsia"/>
-        </w:rPr>
-        <w:t>甲方(盖章):</w:t>
-      </w:r>
-    </w:p>
-    <w:p>
-      <w:pPr>
-        <w:rPr>
-          <w:rFonts w:hint="eastAsia"/>
-        </w:rPr>
-      </w:pPr>
-      <w:r>
-        <w:rPr>
-          <w:rFonts w:hint="eastAsia"/>
-        </w:rPr>
-        <w:t>乙方(签字):</w:t>
-      </w:r>
-    </w:p>
-    <w:p>
-      <w:pPr>
-        <w:rPr>
-          <w:rFonts w:hint="eastAsia"/>
-        </w:rPr>
-      </w:pPr>
-      <w:r>
-        <w:rPr>
-          <w:rFonts w:hint="eastAsia"/>
-        </w:rPr>
-        <w:t>年月日</w:t>
-      </w:r>
+        <w:t>十三、乙方声明在签署本合同时，已获悉甲方的各项管理规章制度并愿意遵守各项事宜。</w:t>
+      </w:r>
+    </w:p>
+    <w:p>
+      <w:pPr>
+        <w:rPr>
+          <w:rFonts w:hint="eastAsia"/>
+        </w:rPr>
+      </w:pPr>
       <w:bookmarkStart w:id="0" w:name="_GoBack"/>
       <w:bookmarkEnd w:id="0"/>
+      <w:r>
+        <w:rPr>
+          <w:rFonts w:hint="eastAsia"/>
+        </w:rPr>
+        <w:t>十四、本合同一式两份，甲乙双方各执一份，经双方签字后于年月日起生效。十五、未尽事宜，甲、乙双方协商解决。</w:t>
+      </w:r>
+    </w:p>
+    <w:p>
+      <w:pPr>
+        <w:rPr>
+          <w:rFonts w:hint="eastAsia"/>
+        </w:rPr>
+      </w:pPr>
+      <w:r>
+        <w:rPr>
+          <w:rFonts w:hint="eastAsia"/>
+        </w:rPr>
+        <w:t>甲方(盖章):</w:t>
+      </w:r>
+    </w:p>
+    <w:p>
+      <w:pPr>
+        <w:rPr>
+          <w:rFonts w:hint="eastAsia"/>
+        </w:rPr>
+      </w:pPr>
+      <w:r>
+        <w:rPr>
+          <w:rFonts w:hint="eastAsia"/>
+        </w:rPr>
+        <w:t>乙方(签字):</w:t>
+      </w:r>
+    </w:p>
+    <w:p>
+      <w:pPr>
+        <w:rPr>
+          <w:rFonts w:hint="eastAsia"/>
+        </w:rPr>
+      </w:pPr>
+      <w:r>
+        <w:rPr>
+          <w:rFonts w:hint="eastAsia"/>
+        </w:rPr>
+        <w:t>年月日</w:t>
+      </w:r>
     </w:p>
     <w:sectPr>
       <w:pgSz w:w="11906" w:h="16838"/>
